--- a/docs/Plan_Proyecto_Actividad_1_2_consistente.docx
+++ b/docs/Plan_Proyecto_Actividad_1_2_consistente.docx
@@ -836,7 +836,7 @@
           </w:tcPr>
           <w:p>
             <w:r>
-              <w:t>Detectar automáticamente la presencia de un vehículo en el portón mediante un dos sensores ultras?nicos HC-SR04 conectados al ESP32-CAM y montados en el mismo lado f?sico del port?n.</w:t>
+              <w:t>Detectar automáticamente la presencia de un vehículo en el portón mediante un dos sensores ultrasónicos HC-SR04 conectados al ESP32-CAM y montados en el mismo lado físico del portón.</w:t>
             </w:r>
           </w:p>
         </w:tc>
@@ -9552,7 +9552,7 @@
           </w:tcPr>
           <w:p>
             <w:r>
-              <w:t>ESP32-CAM con dos sensores ultras?nicos HC-SR04 en el mismo lado f?sico, capturando patentes y enviando datos a Firebase.</w:t>
+              <w:t>ESP32-CAM con dos sensores ultrasónicos HC-SR04 en el mismo lado físico, capturando patentes y enviando datos a Firebase.</w:t>
             </w:r>
           </w:p>
         </w:tc>
@@ -18073,7 +18073,7 @@
     </w:p>
     <w:p>
       <w:r>
-        <w:t>Criterio de consistencia aplicado: prototipo de 1 carril con dos sensores ultras?nicos HC-SR04 instalados en el mismo lado f?sico del port?n; detecci?n de direcci?n resuelta por software (estado del veh?culo) y manteniendo los modos bidireccional, solo entrada y solo salida por configuraci?n.</w:t>
+        <w:t>Criterio de consistencia aplicado: prototipo de 1 carril con dos sensores ultrasónicos HC-SR04 instalados en el mismo lado físico del portón; detección de dirección resuelta por software (estado del vehículo) y manteniendo los modos bidireccional, solo entrada y solo salida por configuración.</w:t>
       </w:r>
     </w:p>
     <w:sectPr>
